--- a/Knitted_Markdowns/Folsomia_candida.docx
+++ b/Knitted_Markdowns/Folsomia_candida.docx
@@ -442,14 +442,14 @@
       <w:r>
         <w:drawing>
           <wp:inline>
-            <wp:extent cx="5334000" cy="4267200"/>
+            <wp:extent cx="4620126" cy="3696101"/>
             <wp:effectExtent b="0" l="0" r="0" t="0"/>
             <wp:docPr descr="Figure 1. Histogram of fitness ( population growth, r ) values." title="" id="27" name="Picture"/>
             <a:graphic>
               <a:graphicData uri="http://schemas.openxmlformats.org/drawingml/2006/picture">
                 <pic:pic>
                   <pic:nvPicPr>
-                    <pic:cNvPr descr="/Users/sarah/Desktop/Baines%20Lab/DispNet-Temperature-Dependent-Dispersal/Knitted_Markdowns/Folsomia_candida_files/figure-docx/fitnessnormal-1.png" id="28" name="Picture"/>
+                    <pic:cNvPr descr="C:\Users\Celina%20Baines\Dropbox\Ongoing%20Research\DispNet\DispNet-Temperature-Dependent-Dispersal\Knitted_Markdowns\Folsomia_candida_files/figure-docx/fitnessnormal-1.png" id="28" name="Picture"/>
                     <pic:cNvPicPr>
                       <a:picLocks noChangeArrowheads="1" noChangeAspect="1"/>
                     </pic:cNvPicPr>
@@ -463,7 +463,7 @@
                   <pic:spPr bwMode="auto">
                     <a:xfrm>
                       <a:off x="0" y="0"/>
-                      <a:ext cx="5334000" cy="4267200"/>
+                      <a:ext cx="4620126" cy="3696101"/>
                     </a:xfrm>
                     <a:prstGeom prst="rect">
                       <a:avLst/>
@@ -497,14 +497,14 @@
       <w:r>
         <w:drawing>
           <wp:inline>
-            <wp:extent cx="5334000" cy="4267200"/>
+            <wp:extent cx="4620126" cy="3696101"/>
             <wp:effectExtent b="0" l="0" r="0" t="0"/>
             <wp:docPr descr="Figure 1. Histogram of square-root/log/log10 -transformed population growth, r values." title="" id="30" name="Picture"/>
             <a:graphic>
               <a:graphicData uri="http://schemas.openxmlformats.org/drawingml/2006/picture">
                 <pic:pic>
                   <pic:nvPicPr>
-                    <pic:cNvPr descr="/Users/sarah/Desktop/Baines%20Lab/DispNet-Temperature-Dependent-Dispersal/Knitted_Markdowns/Folsomia_candida_files/figure-docx/transformedfitnessnormal-1.png" id="31" name="Picture"/>
+                    <pic:cNvPr descr="C:\Users\Celina%20Baines\Dropbox\Ongoing%20Research\DispNet\DispNet-Temperature-Dependent-Dispersal\Knitted_Markdowns\Folsomia_candida_files/figure-docx/transformedfitnessnormal-1.png" id="31" name="Picture"/>
                     <pic:cNvPicPr>
                       <a:picLocks noChangeArrowheads="1" noChangeAspect="1"/>
                     </pic:cNvPicPr>
@@ -518,7 +518,7 @@
                   <pic:spPr bwMode="auto">
                     <a:xfrm>
                       <a:off x="0" y="0"/>
-                      <a:ext cx="5334000" cy="4267200"/>
+                      <a:ext cx="4620126" cy="3696101"/>
                     </a:xfrm>
                     <a:prstGeom prst="rect">
                       <a:avLst/>
@@ -552,14 +552,14 @@
       <w:r>
         <w:drawing>
           <wp:inline>
-            <wp:extent cx="5334000" cy="4267200"/>
+            <wp:extent cx="4620126" cy="3696101"/>
             <wp:effectExtent b="0" l="0" r="0" t="0"/>
             <wp:docPr descr="Figure 2. Boxplot of fitness ( population growth, r ), as a function of temperature treatment. low = 18 C, opt = 22 C, high = 26 C." title="" id="33" name="Picture"/>
             <a:graphic>
               <a:graphicData uri="http://schemas.openxmlformats.org/drawingml/2006/picture">
                 <pic:pic>
                   <pic:nvPicPr>
-                    <pic:cNvPr descr="/Users/sarah/Desktop/Baines%20Lab/DispNet-Temperature-Dependent-Dispersal/Knitted_Markdowns/Folsomia_candida_files/figure-docx/fitnessplotnormal-1.png" id="34" name="Picture"/>
+                    <pic:cNvPr descr="C:\Users\Celina%20Baines\Dropbox\Ongoing%20Research\DispNet\DispNet-Temperature-Dependent-Dispersal\Knitted_Markdowns\Folsomia_candida_files/figure-docx/fitnessplotnormal-1.png" id="34" name="Picture"/>
                     <pic:cNvPicPr>
                       <a:picLocks noChangeArrowheads="1" noChangeAspect="1"/>
                     </pic:cNvPicPr>
@@ -573,7 +573,7 @@
                   <pic:spPr bwMode="auto">
                     <a:xfrm>
                       <a:off x="0" y="0"/>
-                      <a:ext cx="5334000" cy="4267200"/>
+                      <a:ext cx="4620126" cy="3696101"/>
                     </a:xfrm>
                     <a:prstGeom prst="rect">
                       <a:avLst/>
@@ -717,34 +717,34 @@
         <w:rPr>
           <w:rStyle w:val="VerbatimChar"/>
         </w:rPr>
-        <w:t xml:space="preserve">##  contrast   estimate     SE df lower.CL upper.CL t.ratio p.value</w:t>
-      </w:r>
-      <w:r>
-        <w:br/>
-      </w:r>
-      <w:r>
-        <w:rPr>
-          <w:rStyle w:val="VerbatimChar"/>
-        </w:rPr>
-        <w:t xml:space="preserve">##  opt - high  -0.0199 0.0184 42 -0.05694   0.0172  -1.082  0.2853</w:t>
-      </w:r>
-      <w:r>
-        <w:br/>
-      </w:r>
-      <w:r>
-        <w:rPr>
-          <w:rStyle w:val="VerbatimChar"/>
-        </w:rPr>
-        <w:t xml:space="preserve">##  opt - low    0.0209 0.0184 42 -0.01616   0.0580   1.138  0.2615</w:t>
-      </w:r>
-      <w:r>
-        <w:br/>
-      </w:r>
-      <w:r>
-        <w:rPr>
-          <w:rStyle w:val="VerbatimChar"/>
-        </w:rPr>
-        <w:t xml:space="preserve">##  high - low   0.0408 0.0184 42  0.00372   0.0778   2.220  0.0318</w:t>
+        <w:t xml:space="preserve">##  contrast         estimate     SE df lower.CL upper.CL t.ratio p.value</w:t>
+      </w:r>
+      <w:r>
+        <w:br/>
+      </w:r>
+      <w:r>
+        <w:rPr>
+          <w:rStyle w:val="VerbatimChar"/>
+        </w:rPr>
+        <w:t xml:space="preserve">##  opt - low          0.0408 0.0184 42  0.00372   0.0778   2.220  0.0318</w:t>
+      </w:r>
+      <w:r>
+        <w:br/>
+      </w:r>
+      <w:r>
+        <w:rPr>
+          <w:rStyle w:val="VerbatimChar"/>
+        </w:rPr>
+        <w:t xml:space="preserve">##  opt - medium.low   0.0199 0.0184 42 -0.01719   0.0569   1.082  0.2853</w:t>
+      </w:r>
+      <w:r>
+        <w:br/>
+      </w:r>
+      <w:r>
+        <w:rPr>
+          <w:rStyle w:val="VerbatimChar"/>
+        </w:rPr>
+        <w:t xml:space="preserve">##  low - medium.low  -0.0209 0.0184 42 -0.05797   0.0162  -1.138  0.2615</w:t>
       </w:r>
       <w:r>
         <w:br/>
@@ -799,14 +799,14 @@
       <w:r>
         <w:drawing>
           <wp:inline>
-            <wp:extent cx="5334000" cy="4267200"/>
+            <wp:extent cx="4620126" cy="3696101"/>
             <wp:effectExtent b="0" l="0" r="0" t="0"/>
             <wp:docPr descr="Figure 1. Dispersal as a function of temperature treatment. low = 18 C, opt = 22 C, high = 26 C. Error bars represent 95% confidence intervals predicted from GLMM." title="" id="39" name="Picture"/>
             <a:graphic>
               <a:graphicData uri="http://schemas.openxmlformats.org/drawingml/2006/picture">
                 <pic:pic>
                   <pic:nvPicPr>
-                    <pic:cNvPr descr="/Users/sarah/Desktop/Baines%20Lab/DispNet-Temperature-Dependent-Dispersal/Knitted_Markdowns/Folsomia_candida_files/figure-docx/dispersalplot-1.png" id="40" name="Picture"/>
+                    <pic:cNvPr descr="C:\Users\Celina%20Baines\Dropbox\Ongoing%20Research\DispNet\DispNet-Temperature-Dependent-Dispersal\Knitted_Markdowns\Folsomia_candida_files/figure-docx/dispersalplot-1.png" id="40" name="Picture"/>
                     <pic:cNvPicPr>
                       <a:picLocks noChangeArrowheads="1" noChangeAspect="1"/>
                     </pic:cNvPicPr>
@@ -820,7 +820,7 @@
                   <pic:spPr bwMode="auto">
                     <a:xfrm>
                       <a:off x="0" y="0"/>
-                      <a:ext cx="5334000" cy="4267200"/>
+                      <a:ext cx="4620126" cy="3696101"/>
                     </a:xfrm>
                     <a:prstGeom prst="rect">
                       <a:avLst/>
@@ -1080,7 +1080,7 @@
               <a:graphicData uri="http://schemas.openxmlformats.org/drawingml/2006/picture">
                 <pic:pic>
                   <pic:nvPicPr>
-                    <pic:cNvPr descr="/Users/sarah/Desktop/Baines%20Lab/DispNet-Temperature-Dependent-Dispersal/Knitted_Markdowns/Folsomia_candida_files/figure-docx/modeldiagnosticsfitness-1.png" id="46" name="Picture"/>
+                    <pic:cNvPr descr="C:\Users\Celina%20Baines\Dropbox\Ongoing%20Research\DispNet\DispNet-Temperature-Dependent-Dispersal\Knitted_Markdowns\Folsomia_candida_files/figure-docx/modeldiagnosticsfitness-1.png" id="46" name="Picture"/>
                     <pic:cNvPicPr>
                       <a:picLocks noChangeArrowheads="1" noChangeAspect="1"/>
                     </pic:cNvPicPr>
@@ -1137,7 +1137,7 @@
               <a:graphicData uri="http://schemas.openxmlformats.org/drawingml/2006/picture">
                 <pic:pic>
                   <pic:nvPicPr>
-                    <pic:cNvPr descr="/Users/sarah/Desktop/Baines%20Lab/DispNet-Temperature-Dependent-Dispersal/Knitted_Markdowns/Folsomia_candida_files/figure-docx/modeldiagnosticsdispersal-1.png" id="50" name="Picture"/>
+                    <pic:cNvPr descr="C:\Users\Celina%20Baines\Dropbox\Ongoing%20Research\DispNet\DispNet-Temperature-Dependent-Dispersal\Knitted_Markdowns\Folsomia_candida_files/figure-docx/modeldiagnosticsdispersal-1.png" id="50" name="Picture"/>
                     <pic:cNvPicPr>
                       <a:picLocks noChangeArrowheads="1" noChangeAspect="1"/>
                     </pic:cNvPicPr>

--- a/Knitted_Markdowns/Folsomia_candida.docx
+++ b/Knitted_Markdowns/Folsomia_candida.docx
@@ -966,34 +966,34 @@
         <w:rPr>
           <w:rStyle w:val="VerbatimChar"/>
         </w:rPr>
-        <w:t xml:space="preserve">##  contrast   odds.ratio    SE  df asymp.LCL asymp.UCL null z.ratio p.value</w:t>
-      </w:r>
-      <w:r>
-        <w:br/>
-      </w:r>
-      <w:r>
-        <w:rPr>
-          <w:rStyle w:val="VerbatimChar"/>
-        </w:rPr>
-        <w:t xml:space="preserve">##  opt / high      1.523 0.491 Inf     0.810     2.863    1   1.307  0.1914</w:t>
-      </w:r>
-      <w:r>
-        <w:br/>
-      </w:r>
-      <w:r>
-        <w:rPr>
-          <w:rStyle w:val="VerbatimChar"/>
-        </w:rPr>
-        <w:t xml:space="preserve">##  opt / low       0.609 0.177 Inf     0.344     1.078    1  -1.701  0.0889</w:t>
-      </w:r>
-      <w:r>
-        <w:br/>
-      </w:r>
-      <w:r>
-        <w:rPr>
-          <w:rStyle w:val="VerbatimChar"/>
-        </w:rPr>
-        <w:t xml:space="preserve">##  high / low      0.400 0.124 Inf     0.218     0.734    1  -2.956  0.0031</w:t>
+        <w:t xml:space="preserve">##  contrast         odds.ratio    SE  df asymp.LCL asymp.UCL null z.ratio p.value</w:t>
+      </w:r>
+      <w:r>
+        <w:br/>
+      </w:r>
+      <w:r>
+        <w:rPr>
+          <w:rStyle w:val="VerbatimChar"/>
+        </w:rPr>
+        <w:t xml:space="preserve">##  opt / low             0.400 0.124 Inf     0.218     0.734    1  -2.956  0.0031</w:t>
+      </w:r>
+      <w:r>
+        <w:br/>
+      </w:r>
+      <w:r>
+        <w:rPr>
+          <w:rStyle w:val="VerbatimChar"/>
+        </w:rPr>
+        <w:t xml:space="preserve">##  opt / medium.low      0.657 0.211 Inf     0.349     1.234    1  -1.307  0.1914</w:t>
+      </w:r>
+      <w:r>
+        <w:br/>
+      </w:r>
+      <w:r>
+        <w:rPr>
+          <w:rStyle w:val="VerbatimChar"/>
+        </w:rPr>
+        <w:t xml:space="preserve">##  low / medium.low      1.642 0.478 Inf     0.927     2.906    1   1.701  0.0889</w:t>
       </w:r>
       <w:r>
         <w:br/>

--- a/Knitted_Markdowns/Folsomia_candida.docx
+++ b/Knitted_Markdowns/Folsomia_candida.docx
@@ -241,49 +241,82 @@
         <w:rPr>
           <w:vertAlign w:val="subscript"/>
         </w:rPr>
+        <w:t xml:space="preserve">Low.medium</w:t>
+      </w:r>
+      <w:r>
+        <w:t xml:space="preserve"> </w:t>
+      </w:r>
+      <w:r>
+        <w:t xml:space="preserve">= 22°C, T</w:t>
+      </w:r>
+      <w:r>
+        <w:rPr>
+          <w:vertAlign w:val="subscript"/>
+        </w:rPr>
         <w:t xml:space="preserve">opt</w:t>
       </w:r>
       <w:r>
-        <w:t xml:space="preserve">= 22°C, T</w:t>
+        <w:t xml:space="preserve"> </w:t>
+      </w:r>
+      <w:r>
+        <w:t xml:space="preserve">= 26°C, and T</w:t>
       </w:r>
       <w:r>
         <w:rPr>
           <w:vertAlign w:val="subscript"/>
         </w:rPr>
-        <w:t xml:space="preserve">hot</w:t>
-      </w:r>
-      <w:r>
-        <w:t xml:space="preserve"> </w:t>
-      </w:r>
-      <w:r>
-        <w:t xml:space="preserve">= 26°C, and T</w:t>
+        <w:t xml:space="preserve">low</w:t>
+      </w:r>
+      <w:r>
+        <w:t xml:space="preserve"> </w:t>
+      </w:r>
+      <w:r>
+        <w:t xml:space="preserve">= 18°C. The optimal temperature was chosen based off literature which estimates the optimal temperature to be approximately 21°C</w:t>
+      </w:r>
+      <w:r>
+        <w:t xml:space="preserve"> </w:t>
+      </w:r>
+      <w:r>
+        <w:t xml:space="preserve">(Snider and Butcher 2017)</w:t>
+      </w:r>
+      <w:r>
+        <w:t xml:space="preserve">. A pilot was conducted to determine temperatures for T</w:t>
       </w:r>
       <w:r>
         <w:rPr>
           <w:vertAlign w:val="subscript"/>
         </w:rPr>
-        <w:t xml:space="preserve">cold</w:t>
-      </w:r>
-      <w:r>
-        <w:t xml:space="preserve"> </w:t>
-      </w:r>
-      <w:r>
-        <w:t xml:space="preserve">= 18°C. The optimal temperature was chosen based off literature which estimates the optimal temperature to be approximately 21°C</w:t>
-      </w:r>
-      <w:r>
-        <w:t xml:space="preserve"> </w:t>
-      </w:r>
-      <w:r>
-        <w:t xml:space="preserve">(Snider and Butcher 2017)</w:t>
-      </w:r>
-      <w:r>
-        <w:t xml:space="preserve">. A pilot was conducted to choose temperatures for T</w:t>
+        <w:t xml:space="preserve">opt</w:t>
+      </w:r>
+      <w:r>
+        <w:t xml:space="preserve"> </w:t>
+      </w:r>
+      <w:r>
+        <w:t xml:space="preserve">and T</w:t>
       </w:r>
       <w:r>
         <w:rPr>
           <w:vertAlign w:val="subscript"/>
         </w:rPr>
-        <w:t xml:space="preserve">hot</w:t>
+        <w:t xml:space="preserve">low</w:t>
+      </w:r>
+      <w:r>
+        <w:t xml:space="preserve">. For the pilot, temperatures ranging from 14-26°C with increments of 2°C were tested using number of offspring as a proxy for fitness. No temperatures above 26°C were chosen because eggs lose viability at 28°C</w:t>
+      </w:r>
+      <w:r>
+        <w:t xml:space="preserve"> </w:t>
+      </w:r>
+      <w:r>
+        <w:t xml:space="preserve">(Fountain and Hopkin 2005)</w:t>
+      </w:r>
+      <w:r>
+        <w:t xml:space="preserve">. To assess number of offspring as a proxy for population growth, mesocosms were adjusted to each temperature and stock containers were added to each mesocosm a week prior to the start date. Five age matched individuals were placed in each replicate and allowed an egg laying period of three days. Following this period, adults were removed and populations of new adults were counted after approximately one month. From this we concluded 18°C and 26°C would be appropriate temperatures for T</w:t>
+      </w:r>
+      <w:r>
+        <w:rPr>
+          <w:vertAlign w:val="subscript"/>
+        </w:rPr>
+        <w:t xml:space="preserve">low</w:t>
       </w:r>
       <w:r>
         <w:t xml:space="preserve"> </w:t>
@@ -295,37 +328,7 @@
         <w:rPr>
           <w:vertAlign w:val="subscript"/>
         </w:rPr>
-        <w:t xml:space="preserve">cold</w:t>
-      </w:r>
-      <w:r>
-        <w:t xml:space="preserve">. For the pilot, temperatures ranging from 14-26°C with increments of 2°C were tested using number of offspring as a proxy for fitness. No temperatures above 26°C were chosen because eggs lose viability at 28°C</w:t>
-      </w:r>
-      <w:r>
-        <w:t xml:space="preserve"> </w:t>
-      </w:r>
-      <w:r>
-        <w:t xml:space="preserve">(Fountain and Hopkin 2005)</w:t>
-      </w:r>
-      <w:r>
-        <w:t xml:space="preserve">. To assess number of offspring as a proxy for population growth, mesocosms were adjusted to each temperature and stock containers were added to each mesocosm a week prior to the start date. Five age matched individuals were placed in each replicate and allowed an egg laying period of three days. Following this period, adults were removed and populations of new adults were counted after approximately one month. From this we concluded 18 and 26 would be appropriate temperatures for T</w:t>
-      </w:r>
-      <w:r>
-        <w:rPr>
-          <w:vertAlign w:val="subscript"/>
-        </w:rPr>
-        <w:t xml:space="preserve">cold</w:t>
-      </w:r>
-      <w:r>
-        <w:t xml:space="preserve"> </w:t>
-      </w:r>
-      <w:r>
-        <w:t xml:space="preserve">and T</w:t>
-      </w:r>
-      <w:r>
-        <w:rPr>
-          <w:vertAlign w:val="subscript"/>
-        </w:rPr>
-        <w:t xml:space="preserve">hot</w:t>
+        <w:t xml:space="preserve">opt</w:t>
       </w:r>
       <w:r>
         <w:t xml:space="preserve">. Temperatures varied slightly around the three means of temperature treatments (18,22 and 26°C) with deviations of ± 1°C across all replicates and blocks.</w:t>
@@ -442,14 +445,14 @@
       <w:r>
         <w:drawing>
           <wp:inline>
-            <wp:extent cx="4620126" cy="3696101"/>
+            <wp:extent cx="5334000" cy="4267200"/>
             <wp:effectExtent b="0" l="0" r="0" t="0"/>
             <wp:docPr descr="Figure 1. Histogram of fitness ( population growth, r ) values." title="" id="27" name="Picture"/>
             <a:graphic>
               <a:graphicData uri="http://schemas.openxmlformats.org/drawingml/2006/picture">
                 <pic:pic>
                   <pic:nvPicPr>
-                    <pic:cNvPr descr="C:\Users\Celina%20Baines\Dropbox\Ongoing%20Research\DispNet\DispNet-Temperature-Dependent-Dispersal\Knitted_Markdowns\Folsomia_candida_files/figure-docx/fitnessnormal-1.png" id="28" name="Picture"/>
+                    <pic:cNvPr descr="/Users/sarah/Desktop/Baines%20Lab/DispNet/Knitted_Markdowns/Folsomia_candida_files/figure-docx/fitnessnormal-1.png" id="28" name="Picture"/>
                     <pic:cNvPicPr>
                       <a:picLocks noChangeArrowheads="1" noChangeAspect="1"/>
                     </pic:cNvPicPr>
@@ -463,7 +466,7 @@
                   <pic:spPr bwMode="auto">
                     <a:xfrm>
                       <a:off x="0" y="0"/>
-                      <a:ext cx="4620126" cy="3696101"/>
+                      <a:ext cx="5334000" cy="4267200"/>
                     </a:xfrm>
                     <a:prstGeom prst="rect">
                       <a:avLst/>
@@ -497,14 +500,14 @@
       <w:r>
         <w:drawing>
           <wp:inline>
-            <wp:extent cx="4620126" cy="3696101"/>
+            <wp:extent cx="5334000" cy="4267200"/>
             <wp:effectExtent b="0" l="0" r="0" t="0"/>
             <wp:docPr descr="Figure 1. Histogram of square-root/log/log10 -transformed population growth, r values." title="" id="30" name="Picture"/>
             <a:graphic>
               <a:graphicData uri="http://schemas.openxmlformats.org/drawingml/2006/picture">
                 <pic:pic>
                   <pic:nvPicPr>
-                    <pic:cNvPr descr="C:\Users\Celina%20Baines\Dropbox\Ongoing%20Research\DispNet\DispNet-Temperature-Dependent-Dispersal\Knitted_Markdowns\Folsomia_candida_files/figure-docx/transformedfitnessnormal-1.png" id="31" name="Picture"/>
+                    <pic:cNvPr descr="/Users/sarah/Desktop/Baines%20Lab/DispNet/Knitted_Markdowns/Folsomia_candida_files/figure-docx/transformedfitnessnormal-1.png" id="31" name="Picture"/>
                     <pic:cNvPicPr>
                       <a:picLocks noChangeArrowheads="1" noChangeAspect="1"/>
                     </pic:cNvPicPr>
@@ -518,7 +521,7 @@
                   <pic:spPr bwMode="auto">
                     <a:xfrm>
                       <a:off x="0" y="0"/>
-                      <a:ext cx="4620126" cy="3696101"/>
+                      <a:ext cx="5334000" cy="4267200"/>
                     </a:xfrm>
                     <a:prstGeom prst="rect">
                       <a:avLst/>
@@ -552,14 +555,14 @@
       <w:r>
         <w:drawing>
           <wp:inline>
-            <wp:extent cx="4620126" cy="3696101"/>
+            <wp:extent cx="5334000" cy="4267200"/>
             <wp:effectExtent b="0" l="0" r="0" t="0"/>
             <wp:docPr descr="Figure 2. Boxplot of fitness ( population growth, r ), as a function of temperature treatment. low = 18 C, opt = 22 C, high = 26 C." title="" id="33" name="Picture"/>
             <a:graphic>
               <a:graphicData uri="http://schemas.openxmlformats.org/drawingml/2006/picture">
                 <pic:pic>
                   <pic:nvPicPr>
-                    <pic:cNvPr descr="C:\Users\Celina%20Baines\Dropbox\Ongoing%20Research\DispNet\DispNet-Temperature-Dependent-Dispersal\Knitted_Markdowns\Folsomia_candida_files/figure-docx/fitnessplotnormal-1.png" id="34" name="Picture"/>
+                    <pic:cNvPr descr="/Users/sarah/Desktop/Baines%20Lab/DispNet/Knitted_Markdowns/Folsomia_candida_files/figure-docx/fitnessplotnormal-1.png" id="34" name="Picture"/>
                     <pic:cNvPicPr>
                       <a:picLocks noChangeArrowheads="1" noChangeAspect="1"/>
                     </pic:cNvPicPr>
@@ -573,7 +576,7 @@
                   <pic:spPr bwMode="auto">
                     <a:xfrm>
                       <a:off x="0" y="0"/>
-                      <a:ext cx="4620126" cy="3696101"/>
+                      <a:ext cx="5334000" cy="4267200"/>
                     </a:xfrm>
                     <a:prstGeom prst="rect">
                       <a:avLst/>
@@ -799,14 +802,14 @@
       <w:r>
         <w:drawing>
           <wp:inline>
-            <wp:extent cx="4620126" cy="3696101"/>
+            <wp:extent cx="5334000" cy="4267200"/>
             <wp:effectExtent b="0" l="0" r="0" t="0"/>
             <wp:docPr descr="Figure 1. Dispersal as a function of temperature treatment. low = 18 C, opt = 22 C, high = 26 C. Error bars represent 95% confidence intervals predicted from GLMM." title="" id="39" name="Picture"/>
             <a:graphic>
               <a:graphicData uri="http://schemas.openxmlformats.org/drawingml/2006/picture">
                 <pic:pic>
                   <pic:nvPicPr>
-                    <pic:cNvPr descr="C:\Users\Celina%20Baines\Dropbox\Ongoing%20Research\DispNet\DispNet-Temperature-Dependent-Dispersal\Knitted_Markdowns\Folsomia_candida_files/figure-docx/dispersalplot-1.png" id="40" name="Picture"/>
+                    <pic:cNvPr descr="/Users/sarah/Desktop/Baines%20Lab/DispNet/Knitted_Markdowns/Folsomia_candida_files/figure-docx/dispersalplot-1.png" id="40" name="Picture"/>
                     <pic:cNvPicPr>
                       <a:picLocks noChangeArrowheads="1" noChangeAspect="1"/>
                     </pic:cNvPicPr>
@@ -820,7 +823,7 @@
                   <pic:spPr bwMode="auto">
                     <a:xfrm>
                       <a:off x="0" y="0"/>
-                      <a:ext cx="4620126" cy="3696101"/>
+                      <a:ext cx="5334000" cy="4267200"/>
                     </a:xfrm>
                     <a:prstGeom prst="rect">
                       <a:avLst/>
@@ -1080,7 +1083,7 @@
               <a:graphicData uri="http://schemas.openxmlformats.org/drawingml/2006/picture">
                 <pic:pic>
                   <pic:nvPicPr>
-                    <pic:cNvPr descr="C:\Users\Celina%20Baines\Dropbox\Ongoing%20Research\DispNet\DispNet-Temperature-Dependent-Dispersal\Knitted_Markdowns\Folsomia_candida_files/figure-docx/modeldiagnosticsfitness-1.png" id="46" name="Picture"/>
+                    <pic:cNvPr descr="/Users/sarah/Desktop/Baines%20Lab/DispNet/Knitted_Markdowns/Folsomia_candida_files/figure-docx/modeldiagnosticsfitness-1.png" id="46" name="Picture"/>
                     <pic:cNvPicPr>
                       <a:picLocks noChangeArrowheads="1" noChangeAspect="1"/>
                     </pic:cNvPicPr>
@@ -1137,7 +1140,7 @@
               <a:graphicData uri="http://schemas.openxmlformats.org/drawingml/2006/picture">
                 <pic:pic>
                   <pic:nvPicPr>
-                    <pic:cNvPr descr="C:\Users\Celina%20Baines\Dropbox\Ongoing%20Research\DispNet\DispNet-Temperature-Dependent-Dispersal\Knitted_Markdowns\Folsomia_candida_files/figure-docx/modeldiagnosticsdispersal-1.png" id="50" name="Picture"/>
+                    <pic:cNvPr descr="/Users/sarah/Desktop/Baines%20Lab/DispNet/Knitted_Markdowns/Folsomia_candida_files/figure-docx/modeldiagnosticsdispersal-1.png" id="50" name="Picture"/>
                     <pic:cNvPicPr>
                       <a:picLocks noChangeArrowheads="1" noChangeAspect="1"/>
                     </pic:cNvPicPr>
